--- a/proactive-english-c1-sy/out/PE-C1-BK1-SY_Unit06_AnswerKey.docx
+++ b/proactive-english-c1-sy/out/PE-C1-BK1-SY_Unit06_AnswerKey.docx
@@ -3524,7 +3524,7 @@
                 <w:sz w:val="22"/>
                 <w:szCs w:val="22"/>
               </w:rPr>
-              <w:t xml:space="preserve">L. HADDAD · PHARMACIST</w:t>
+              <w:t xml:space="preserve">N. AJOUZ · PHARMACIST</w:t>
             </w:r>
             <w:r>
               <w:rPr>
@@ -3763,7 +3763,7 @@
                 <w:sz w:val="22"/>
                 <w:szCs w:val="22"/>
               </w:rPr>
-              <w:t xml:space="preserve">L. HADDAD · PHARMACIST</w:t>
+              <w:t xml:space="preserve">N. AJOUZ · PHARMACIST</w:t>
             </w:r>
             <w:r>
               <w:rPr>
@@ -8050,7 +8050,7 @@
                 <w:sz w:val="22"/>
                 <w:szCs w:val="22"/>
               </w:rPr>
-              <w:t xml:space="preserve">L. Haddad</w:t>
+              <w:t xml:space="preserve">N. Ajouz</w:t>
             </w:r>
           </w:p>
           <w:p>
@@ -8292,7 +8292,7 @@
                 <w:sz w:val="22"/>
                 <w:szCs w:val="22"/>
               </w:rPr>
-              <w:t xml:space="preserve">L. Haddad</w:t>
+              <w:t xml:space="preserve">N. Ajouz</w:t>
             </w:r>
           </w:p>
           <w:p>
@@ -16369,7 +16369,7 @@
                 <w:sz w:val="22"/>
                 <w:szCs w:val="22"/>
               </w:rPr>
-              <w:t xml:space="preserve">L. HADDAD</w:t>
+              <w:t xml:space="preserve">N. AJOUZ</w:t>
             </w:r>
             <w:r>
               <w:rPr>
@@ -16644,7 +16644,7 @@
                 <w:sz w:val="22"/>
                 <w:szCs w:val="22"/>
               </w:rPr>
-              <w:t xml:space="preserve">L. HADDAD · PHARMACIST</w:t>
+              <w:t xml:space="preserve">N. AJOUZ · PHARMACIST</w:t>
             </w:r>
             <w:r>
               <w:rPr>
@@ -20599,7 +20599,7 @@
                 <w:sz w:val="22"/>
                 <w:szCs w:val="22"/>
               </w:rPr>
-              <w:t xml:space="preserve">L. HADDAD · PHARMACIST</w:t>
+              <w:t xml:space="preserve">N. AJOUZ · PHARMACIST</w:t>
             </w:r>
             <w:r>
               <w:rPr>
@@ -20859,7 +20859,7 @@
                 <w:sz w:val="22"/>
                 <w:szCs w:val="22"/>
               </w:rPr>
-              <w:t xml:space="preserve">L. HADDAD · PHARMACIST</w:t>
+              <w:t xml:space="preserve">N. AJOUZ · PHARMACIST</w:t>
             </w:r>
             <w:r>
               <w:rPr>
@@ -24255,7 +24255,7 @@
                 <w:sz w:val="22"/>
                 <w:szCs w:val="22"/>
               </w:rPr>
-              <w:t xml:space="preserve">L. HADDAD · PHARMACIST</w:t>
+              <w:t xml:space="preserve">N. AJOUZ · PHARMACIST</w:t>
             </w:r>
             <w:r>
               <w:rPr>
@@ -24497,7 +24497,7 @@
                 <w:sz w:val="22"/>
                 <w:szCs w:val="22"/>
               </w:rPr>
-              <w:t xml:space="preserve">L. HADDAD · PHARMACIST</w:t>
+              <w:t xml:space="preserve">N. AJOUZ · PHARMACIST</w:t>
             </w:r>
             <w:r>
               <w:rPr>

--- a/proactive-english-c1-sy/out/PE-C1-BK1-SY_Unit06_AnswerKey.docx
+++ b/proactive-english-c1-sy/out/PE-C1-BK1-SY_Unit06_AnswerKey.docx
@@ -26089,7 +26089,7 @@
                 <w:sz w:val="22"/>
                 <w:szCs w:val="22"/>
               </w:rPr>
-              <w:t xml:space="preserve">This is the fifth mediation and the first in which neither party is wrong about anything, and the class should be told so before Stage 3.</w:t>
+              <w:t xml:space="preserve">This is the sixth mediation and the first in which neither party is wrong about anything, and the class should be told so before Stage 3.</w:t>
             </w:r>
             <w:r>
               <w:rPr>
